--- a/paper/论文阅读版.docx
+++ b/paper/论文阅读版.docx
@@ -21656,7 +21656,43 @@
   <w:p>
     <w:pPr>
       <w:pStyle w:val="Header"/>
+      <w:spacing w:before="0" w:after="0" w:line="20" w:lineRule="exact"/>
     </w:pPr>
+    <w:r>
+      <w:rPr>
+        <w:noProof/>
+      </w:rPr>
+      <w:pict>
+        <v:shapetype id="_x0000_t136" coordsize="21600,21600" o:spt="136" adj="10800" path="m@7,l@8,m@5,21600l@6,21600e">
+          <v:formulas>
+            <v:f eqn="sum #0 0 10800"/>
+            <v:f eqn="prod #0 2 1"/>
+            <v:f eqn="sum 21600 0 @1"/>
+            <v:f eqn="sum 0 0 @2"/>
+            <v:f eqn="sum 21600 0 @3"/>
+            <v:f eqn="if @0 @3 0"/>
+            <v:f eqn="if @0 21600 @1"/>
+            <v:f eqn="if @0 0 @2"/>
+            <v:f eqn="if @0 @4 21600"/>
+            <v:f eqn="mid @5 @6"/>
+            <v:f eqn="mid @8 @5"/>
+            <v:f eqn="mid @7 @8"/>
+            <v:f eqn="mid @6 @7"/>
+          </v:formulas>
+          <v:path textpathok="t" o:connecttype="custom" o:connectlocs="@9,0;@10,10800;@11,21600;@12,10800" o:connectangles="270,180,90,0"/>
+          <v:textpath on="t" fitshape="t"/>
+          <v:handles>
+            <v:h position="#0,bottomRight" xrange="6629,14971"/>
+          </v:handles>
+          <o:lock v:ext="edit" text="t" shapetype="t"/>
+        </v:shapetype>
+        <v:shape id="PowerPlusWaterMarkObjectPrintPrint" o:spid="_x0000_s2049" type="#_x0000_t136" fillcolor="#A0A0A0" stroked="f" o:allowincell="f" style="position:absolute;margin-left:0;margin-top:0;width:320pt;height:80pt;rotation:315;z-index:-251656192;mso-position-horizontal:center;mso-position-horizontal-relative:page;mso-position-vertical:center;mso-position-vertical-relative:page">
+          <v:fill opacity="0.20"/>
+          <v:textpath style="font-family:&quot;Songti SC&quot;;font-size:1pt" string="打印打印"/>
+          <w10:wrap type="none" anchorx="page" anchory="page"/>
+        </v:shape>
+      </w:pict>
+    </w:r>
   </w:p>
 </w:hdr>
 </file>

--- a/paper/论文阅读版.docx
+++ b/paper/论文阅读版.docx
@@ -21656,43 +21656,7 @@
   <w:p>
     <w:pPr>
       <w:pStyle w:val="Header"/>
-      <w:spacing w:before="0" w:after="0" w:line="20" w:lineRule="exact"/>
     </w:pPr>
-    <w:r>
-      <w:rPr>
-        <w:noProof/>
-      </w:rPr>
-      <w:pict>
-        <v:shapetype id="_x0000_t136" coordsize="21600,21600" o:spt="136" adj="10800" path="m@7,l@8,m@5,21600l@6,21600e">
-          <v:formulas>
-            <v:f eqn="sum #0 0 10800"/>
-            <v:f eqn="prod #0 2 1"/>
-            <v:f eqn="sum 21600 0 @1"/>
-            <v:f eqn="sum 0 0 @2"/>
-            <v:f eqn="sum 21600 0 @3"/>
-            <v:f eqn="if @0 @3 0"/>
-            <v:f eqn="if @0 21600 @1"/>
-            <v:f eqn="if @0 0 @2"/>
-            <v:f eqn="if @0 @4 21600"/>
-            <v:f eqn="mid @5 @6"/>
-            <v:f eqn="mid @8 @5"/>
-            <v:f eqn="mid @7 @8"/>
-            <v:f eqn="mid @6 @7"/>
-          </v:formulas>
-          <v:path textpathok="t" o:connecttype="custom" o:connectlocs="@9,0;@10,10800;@11,21600;@12,10800" o:connectangles="270,180,90,0"/>
-          <v:textpath on="t" fitshape="t"/>
-          <v:handles>
-            <v:h position="#0,bottomRight" xrange="6629,14971"/>
-          </v:handles>
-          <o:lock v:ext="edit" text="t" shapetype="t"/>
-        </v:shapetype>
-        <v:shape id="PowerPlusWaterMarkObjectPrintPrint" o:spid="_x0000_s2049" type="#_x0000_t136" fillcolor="#A0A0A0" stroked="f" o:allowincell="f" style="position:absolute;margin-left:0;margin-top:0;width:320pt;height:80pt;rotation:315;z-index:-251656192;mso-position-horizontal:center;mso-position-horizontal-relative:page;mso-position-vertical:center;mso-position-vertical-relative:page">
-          <v:fill opacity="0.20"/>
-          <v:textpath style="font-family:&quot;Songti SC&quot;;font-size:1pt" string="打印打印"/>
-          <w10:wrap type="none" anchorx="page" anchory="page"/>
-        </v:shape>
-      </w:pict>
-    </w:r>
   </w:p>
 </w:hdr>
 </file>

--- a/paper/论文阅读版.docx
+++ b/paper/论文阅读版.docx
@@ -43,7 +43,7 @@
           <w:b w:val="0"/>
           <w:sz w:val="23"/>
         </w:rPr>
-        <w:t>药材表面先干而内部仍湿，使平均含水率和表面状态均难以直接确定烘干终点。针对圆柱形药材，本文建立径向热质传递模型，将题给温度、含水率相关物性与对流边界耦合，采用含中心及表面控制体的有限体积离散和隐式积分求解，并用材料参考坐标处理半径收缩。</w:t>
+        <w:t>针对圆柱形药材烘干的内外响应差异与收缩效应，按各问物性及几何条件建立径向热质传递模型，采用有限体积离散、解析稀疏雅可比和隐式积分求解。</w:t>
       </w:r>
     </w:p>
     <w:p>
@@ -59,7 +59,7 @@
           <w:b w:val="0"/>
           <w:sz w:val="23"/>
         </w:rPr>
-        <w:t>对于问题一，采用预热阶段参数计算前1800 s，中心和表面温度分别为33.5753 ℃、36.7855 ℃，对应干基含水率为2.5500、1.5102 kg/kg，热响应显著早于中心脱水。对于问题二，从初始时刻统一采用附录3经验式，3 h时中心和表面温度达到49.8495 ℃、49.9663 ℃，含水率仍为1.7662、1.0081 kg/kg，说明温度接近平衡不等于烘干完成。</w:t>
+        <w:t>针对问题一，依据预热阶段物性，令扩散系数随含水率变化，结合环境观测插值、中心对称条件与表面对流边界，求解前1800 s的径向温度与含水率分布。1800 s时中心、表面温度分别为33.5753 ℃、36.7855 ℃，对应干基含水率为2.5500、1.5102 kg/kg。结合扩散时间尺度，解释了预热期间中心升温快于脱水、明显失水集中于外层的现象。</w:t>
       </w:r>
     </w:p>
     <w:p>
@@ -75,7 +75,7 @@
           <w:b w:val="0"/>
           <w:sz w:val="23"/>
         </w:rPr>
-        <w:t>对于问题三，以全域最大含水率低于0.15 kg/kg为判据，严格整秒终点为57.4883 h，即206958 s。对于问题四，利用实测半径构造单调插值，在随材料收缩的坐标中求解，严格整秒终点为51.0906 h，即183926 s，终点半径为1.2000 cm。通过固定物性与固定几何的交叉对照，区分收缩与经验物性变化；相对问题三的净时间降幅为11.1288%，不能全部解释为收缩作用。</w:t>
+        <w:t>针对问题二，将热学物性按局部含水率更新，在扩散系数中引入绝对温度依赖，从同一初态独立计算全过程，输出逐秒、径向间隔0.1 cm的温度及含水率。3 h时中心、表面温度为49.8495 ℃、49.9663 ℃，温差仅0.1168 ℃；含水率仍为1.7662、1.0081 kg/kg。结果揭示温度趋于均匀与含水率达标并不同步，后期扩散能力下降仍限制内部脱水。</w:t>
       </w:r>
     </w:p>
     <w:p>
@@ -91,7 +91,39 @@
           <w:b w:val="0"/>
           <w:sz w:val="23"/>
         </w:rPr>
-        <w:t>常扩散系数圆柱解析特例的归一化误差为1.9738×10⁻⁵；最终采用1280个径向区间，相邻加密后的两种烘干时间变化分别为0.0925%、0.0114%。由于环境只测至4 h，基准计算将末1 h均值延拓；快慢边界情景得到问题三57.0532—57.9370 h、问题四50.7075—51.4856 h，属于条件性比较范围。本文同时保留有效显热、长圆柱中段近似及缺少吸附等温线的限制，数值验证不代替实际药材试验验证。</w:t>
+        <w:t>针对问题三，在问题二的同一轨迹上，以全域最大干基含水率严格低于0.15 kg/kg为判据，定位阈值事件后推进至下一整秒核验，得到57.4883 h。终点平均含水率为0.1243 kg/kg，表明平均含水率不能替代全域达标判据。</w:t>
+      </w:r>
+    </w:p>
+    <w:p>
+      <w:pPr>
+        <w:widowControl/>
+        <w:spacing w:before="0" w:after="60" w:line="293" w:lineRule="auto"/>
+        <w:ind w:firstLine="480"/>
+        <w:jc w:val="both"/>
+      </w:pPr>
+      <w:r>
+        <w:rPr>
+          <w:rFonts w:ascii="Times New Roman" w:hAnsi="Times New Roman" w:eastAsia="Songti SC" w:cs="Times New Roman"/>
+          <w:b w:val="0"/>
+          <w:sz w:val="23"/>
+        </w:rPr>
+        <w:t>针对问题四，以实测半径的保形插值构造移动边界，在材料参考坐标中引入附录4物性并统一干物质质量基准，扩展前三问的固定半径模型。采用相同全域判据，严格整秒烘干时间为51.0906 h，终点半径1.2000 cm。物性与几何的交叉对照区分了两者作用：相对问题三11.1288%的净时间降幅同时包含物性变化与收缩影响。</w:t>
+      </w:r>
+    </w:p>
+    <w:p>
+      <w:pPr>
+        <w:widowControl/>
+        <w:spacing w:before="0" w:after="60" w:line="293" w:lineRule="auto"/>
+        <w:ind w:firstLine="480"/>
+        <w:jc w:val="both"/>
+      </w:pPr>
+      <w:r>
+        <w:rPr>
+          <w:rFonts w:ascii="Times New Roman" w:hAnsi="Times New Roman" w:eastAsia="Songti SC" w:cs="Times New Roman"/>
+          <w:b w:val="0"/>
+          <w:sz w:val="23"/>
+        </w:rPr>
+        <w:t>解析特例最大归一化误差为1.9738×10⁻⁵，网格、时间加密及干基质量平衡检查支持数值结果。长期预测采用4 h后末1 h环境均值延拓；受显热与径向近似等假设限制，所得时长仍需通过真实药材试验检验。</w:t>
       </w:r>
     </w:p>
     <w:p>
@@ -133,7 +165,7 @@
           <w:b/>
           <w:sz w:val="28"/>
         </w:rPr>
-        <w:t>1 问题重述与数据分析</w:t>
+        <w:t>1 问题重述</w:t>
       </w:r>
     </w:p>
     <w:p>
@@ -149,7 +181,7 @@
           <w:b/>
           <w:sz w:val="24"/>
         </w:rPr>
-        <w:t>1.1 四个问题与输出范围</w:t>
+        <w:t>1.1 研究背景与已知条件</w:t>
       </w:r>
     </w:p>
     <w:p>
@@ -165,7 +197,7 @@
           <w:b w:val="0"/>
           <w:sz w:val="23"/>
         </w:rPr>
-        <w:t>研究对象为长25 cm、初始半径2 cm的圆柱形药材，初始温度28 ℃，初始干基含水率2.55 kg/kg。题目依次要求预热阶段的温度与含水率分布、统一经验物性下的全过程分布、全域达标的烘干时间，以及考虑尺寸变化后的烘干时间。四问使用共同的初始状态，问题一和问题二采用不同物性描述，不能将它们当作一条轨迹的前后两段任意拼接。</w:t>
+        <w:t>研究对象为长25 cm、初始半径2 cm的圆柱形药材，其初始温度为28 ℃，初始干基含水率为2.55 kg/kg。题目给出烘房环境温度与水分浓度观测、药材半径随时间的变化，以及不同问题对应的物性关系和对流交换参数，要求分析给定条件下的药材烘干过程。</w:t>
       </w:r>
     </w:p>
     <w:p>
@@ -181,7 +213,7 @@
           <w:b w:val="0"/>
           <w:sz w:val="23"/>
         </w:rPr>
-        <w:t>计算须同时满足时间和空间输出要求。问题一保存前1800 s每秒、每0.1 cm的温度及含水率；问题二保存全烘干过程的同样密度结果；问题三、四每60 s保存含水率，并补充各自终点。正文列出题面指定的少量时刻，电子表保存完整网格。求解网格、求解器内部步长和电子表输出间隔分别控制离散精度、时间误差和数据展示，三者不应混为一谈。</w:t>
+        <w:t>所求状态包括药材不同径向位置的温度和干基含水率。烘干终点要求药材各处含水率均低于0.15 kg/kg。不同问题使用的物性描述和几何条件不同，结果须按指定时刻、位置与电子表模板给出。</w:t>
       </w:r>
     </w:p>
     <w:p>
@@ -197,7 +229,263 @@
           <w:b/>
           <w:sz w:val="24"/>
         </w:rPr>
-        <w:t>1.2 原始数据与单位处理</w:t>
+        <w:t>1.2 四个问题的具体任务</w:t>
+      </w:r>
+    </w:p>
+    <w:p>
+      <w:pPr>
+        <w:widowControl/>
+        <w:spacing w:before="0" w:after="60" w:line="293" w:lineRule="auto"/>
+        <w:ind w:firstLine="480"/>
+        <w:jc w:val="both"/>
+      </w:pPr>
+      <w:r>
+        <w:rPr>
+          <w:rFonts w:ascii="Times New Roman" w:hAnsi="Times New Roman" w:eastAsia="Songti SC" w:cs="Times New Roman"/>
+          <w:b w:val="0"/>
+          <w:sz w:val="23"/>
+        </w:rPr>
+        <w:t>问题一：采用预热阶段给定的物性，计算前1800 s药材内部温度和含水率的径向分布，列出题目指定时刻与位置的结果，并将每秒、每0.1 cm的完整分布保存到result1.xlsx。</w:t>
+      </w:r>
+    </w:p>
+    <w:p>
+      <w:pPr>
+        <w:widowControl/>
+        <w:spacing w:before="0" w:after="60" w:line="293" w:lineRule="auto"/>
+        <w:ind w:firstLine="480"/>
+        <w:jc w:val="both"/>
+      </w:pPr>
+      <w:r>
+        <w:rPr>
+          <w:rFonts w:ascii="Times New Roman" w:hAnsi="Times New Roman" w:eastAsia="Songti SC" w:cs="Times New Roman"/>
+          <w:b w:val="0"/>
+          <w:sz w:val="23"/>
+        </w:rPr>
+        <w:t>问题二：采用题面附录3的统一经验物性描述，计算全烘干过程的温度和含水率分布，给出前3 h指定时刻的数据，并将全程每秒、每0.1 cm的结果保存到result2.xlsx。</w:t>
+      </w:r>
+    </w:p>
+    <w:p>
+      <w:pPr>
+        <w:widowControl/>
+        <w:spacing w:before="0" w:after="60" w:line="293" w:lineRule="auto"/>
+        <w:ind w:firstLine="480"/>
+        <w:jc w:val="both"/>
+      </w:pPr>
+      <w:r>
+        <w:rPr>
+          <w:rFonts w:ascii="Times New Roman" w:hAnsi="Times New Roman" w:eastAsia="Songti SC" w:cs="Times New Roman"/>
+          <w:b w:val="0"/>
+          <w:sz w:val="23"/>
+        </w:rPr>
+        <w:t>问题三：在相应固定半径模型下，确定所有径向位置的含水率均低于给定阈值所需的时间，按每60 s保存含水率分布，形成result3.xlsx。</w:t>
+      </w:r>
+    </w:p>
+    <w:p>
+      <w:pPr>
+        <w:widowControl/>
+        <w:spacing w:before="0" w:after="60" w:line="293" w:lineRule="auto"/>
+        <w:ind w:firstLine="480"/>
+        <w:jc w:val="both"/>
+      </w:pPr>
+      <w:r>
+        <w:rPr>
+          <w:rFonts w:ascii="Times New Roman" w:hAnsi="Times New Roman" w:eastAsia="Songti SC" w:cs="Times New Roman"/>
+          <w:b w:val="0"/>
+          <w:sz w:val="23"/>
+        </w:rPr>
+        <w:t>问题四：结合附件2的实测半径变化和题面附录4的物性，重新建立考虑尺寸收缩的模型，求解满足同一含水率要求的烘干时间，并将全过程含水率结果保存到result4.xlsx。</w:t>
+      </w:r>
+    </w:p>
+    <w:p>
+      <w:pPr>
+        <w:keepNext/>
+        <w:pageBreakBefore w:val="0"/>
+        <w:spacing w:before="160" w:after="100" w:line="300" w:lineRule="auto"/>
+        <w:jc w:val="left"/>
+      </w:pPr>
+      <w:r>
+        <w:rPr>
+          <w:rFonts w:ascii="Times New Roman" w:hAnsi="Times New Roman" w:eastAsia="Songti SC" w:cs="Times New Roman"/>
+          <w:b/>
+          <w:sz w:val="28"/>
+        </w:rPr>
+        <w:t>2 问题分析</w:t>
+      </w:r>
+    </w:p>
+    <w:p>
+      <w:pPr>
+        <w:keepNext/>
+        <w:pageBreakBefore w:val="0"/>
+        <w:spacing w:before="100" w:after="100" w:line="300" w:lineRule="auto"/>
+        <w:jc w:val="left"/>
+      </w:pPr>
+      <w:r>
+        <w:rPr>
+          <w:rFonts w:ascii="Times New Roman" w:hAnsi="Times New Roman" w:eastAsia="Songti SC" w:cs="Times New Roman"/>
+          <w:b/>
+          <w:sz w:val="24"/>
+        </w:rPr>
+        <w:t>2.1 整体思路与四问关系</w:t>
+      </w:r>
+    </w:p>
+    <w:p>
+      <w:pPr>
+        <w:widowControl/>
+        <w:spacing w:before="0" w:after="60" w:line="293" w:lineRule="auto"/>
+        <w:ind w:firstLine="480"/>
+        <w:jc w:val="both"/>
+      </w:pPr>
+      <w:r>
+        <w:rPr>
+          <w:rFonts w:ascii="Times New Roman" w:hAnsi="Times New Roman" w:eastAsia="Songti SC" w:cs="Times New Roman"/>
+          <w:b w:val="0"/>
+          <w:sz w:val="23"/>
+        </w:rPr>
+        <w:t>四问依次考察预热阶段响应、变物性全过程分布、全域达标时间和收缩影响。问题一采用独立的初期物性；问题二从相同初始状态出发，统一使用另一组经验物性；问题三在问题二的同一求解轨迹上识别终点。问题四同时改变几何和物性，需要在一致的初态与达标口径下重新求解。因此应共享边界、通量与输出定义，同时明确各问题的参数来源，不能把不同物性模型的场值任意拼接成一条物理过程。</w:t>
+      </w:r>
+    </w:p>
+    <w:p>
+      <w:pPr>
+        <w:keepNext/>
+        <w:pageBreakBefore w:val="0"/>
+        <w:spacing w:before="100" w:after="100" w:line="300" w:lineRule="auto"/>
+        <w:jc w:val="left"/>
+      </w:pPr>
+      <w:r>
+        <w:rPr>
+          <w:rFonts w:ascii="Times New Roman" w:hAnsi="Times New Roman" w:eastAsia="Songti SC" w:cs="Times New Roman"/>
+          <w:b/>
+          <w:sz w:val="24"/>
+        </w:rPr>
+        <w:t>2.2 问题一的分析</w:t>
+      </w:r>
+    </w:p>
+    <w:p>
+      <w:pPr>
+        <w:widowControl/>
+        <w:spacing w:before="0" w:after="60" w:line="293" w:lineRule="auto"/>
+        <w:ind w:firstLine="480"/>
+        <w:jc w:val="both"/>
+      </w:pPr>
+      <w:r>
+        <w:rPr>
+          <w:rFonts w:ascii="Times New Roman" w:hAnsi="Times New Roman" w:eastAsia="Songti SC" w:cs="Times New Roman"/>
+          <w:b w:val="0"/>
+          <w:sz w:val="23"/>
+        </w:rPr>
+        <w:t>问题一的主要困难在于中心轴对称条件、表面对流边界与随含水率变化的扩散系数需要同时满足。径向方程含有1/r形式，直接在中心代入会出现计算奇点；采用同心环带控制体积分，可在离散过程中自然处理中心并保持相邻环带通量抵消。环境观测之间采用分段线性插值，时间积分与结果输出分别控制。除给出温湿场分布外，还需借助热量和水分的扩散时间尺度，解释预热期间两种响应的差异。</w:t>
+      </w:r>
+    </w:p>
+    <w:p>
+      <w:pPr>
+        <w:keepNext/>
+        <w:pageBreakBefore w:val="0"/>
+        <w:spacing w:before="100" w:after="100" w:line="300" w:lineRule="auto"/>
+        <w:jc w:val="left"/>
+      </w:pPr>
+      <w:r>
+        <w:rPr>
+          <w:rFonts w:ascii="Times New Roman" w:hAnsi="Times New Roman" w:eastAsia="Songti SC" w:cs="Times New Roman"/>
+          <w:b/>
+          <w:sz w:val="24"/>
+        </w:rPr>
+        <w:t>2.3 问题二的分析</w:t>
+      </w:r>
+    </w:p>
+    <w:p>
+      <w:pPr>
+        <w:widowControl/>
+        <w:spacing w:before="0" w:after="60" w:line="293" w:lineRule="auto"/>
+        <w:ind w:firstLine="480"/>
+        <w:jc w:val="both"/>
+      </w:pPr>
+      <w:r>
+        <w:rPr>
+          <w:rFonts w:ascii="Times New Roman" w:hAnsi="Times New Roman" w:eastAsia="Songti SC" w:cs="Times New Roman"/>
+          <w:b w:val="0"/>
+          <w:sz w:val="23"/>
+        </w:rPr>
+        <w:t>问题二的热学物性依赖局部含水率，扩散系数还依赖局部绝对温度，两类状态通过物性相互影响。若仅以环境温度或截面平均值更新物性，将削弱题目要求的空间耦合。应逐节点更新经验式，并用隐式积分与解析雅可比处理变系数系统的刚性。题目规定的逐秒、每0.1 cm输出属于展示采样，不能直接作为求解器的空间网格或内部时间步长；需要先对求解分辨率进行收敛检查，再插值到规定输出位置。</w:t>
+      </w:r>
+    </w:p>
+    <w:p>
+      <w:pPr>
+        <w:keepNext/>
+        <w:pageBreakBefore w:val="0"/>
+        <w:spacing w:before="100" w:after="100" w:line="300" w:lineRule="auto"/>
+        <w:jc w:val="left"/>
+      </w:pPr>
+      <w:r>
+        <w:rPr>
+          <w:rFonts w:ascii="Times New Roman" w:hAnsi="Times New Roman" w:eastAsia="Songti SC" w:cs="Times New Roman"/>
+          <w:b/>
+          <w:sz w:val="24"/>
+        </w:rPr>
+        <w:t>2.4 问题三的分析</w:t>
+      </w:r>
+    </w:p>
+    <w:p>
+      <w:pPr>
+        <w:widowControl/>
+        <w:spacing w:before="0" w:after="60" w:line="293" w:lineRule="auto"/>
+        <w:ind w:firstLine="480"/>
+        <w:jc w:val="both"/>
+      </w:pPr>
+      <w:r>
+        <w:rPr>
+          <w:rFonts w:ascii="Times New Roman" w:hAnsi="Times New Roman" w:eastAsia="Songti SC" w:cs="Times New Roman"/>
+          <w:b w:val="0"/>
+          <w:sz w:val="23"/>
+        </w:rPr>
+        <w:t>问题三要求各处均达标，终点应由全域最湿位置决定，不能直接使用表面或截面平均含水率代替。数值上应监测全部径向节点的最大值，并区别恰好达到阈值与严格低于阈值；事件后推进至下一整秒只用于处理严格不等式。另一个关键问题是环境观测仅覆盖前4 h，而烘干可能持续数十小时，长期时长不能由附件唯一确定。因此需明确延拓假设，结合其他合理边界情景分析条件变化，并将这种不确定性与离散误差分别讨论。</w:t>
+      </w:r>
+    </w:p>
+    <w:p>
+      <w:pPr>
+        <w:keepNext/>
+        <w:pageBreakBefore w:val="0"/>
+        <w:spacing w:before="100" w:after="100" w:line="300" w:lineRule="auto"/>
+        <w:jc w:val="left"/>
+      </w:pPr>
+      <w:r>
+        <w:rPr>
+          <w:rFonts w:ascii="Times New Roman" w:hAnsi="Times New Roman" w:eastAsia="Songti SC" w:cs="Times New Roman"/>
+          <w:b/>
+          <w:sz w:val="24"/>
+        </w:rPr>
+        <w:t>2.5 问题四的分析</w:t>
+      </w:r>
+    </w:p>
+    <w:p>
+      <w:pPr>
+        <w:widowControl/>
+        <w:spacing w:before="0" w:after="60" w:line="293" w:lineRule="auto"/>
+        <w:ind w:firstLine="480"/>
+        <w:jc w:val="both"/>
+      </w:pPr>
+      <w:r>
+        <w:rPr>
+          <w:rFonts w:ascii="Times New Roman" w:hAnsi="Times New Roman" w:eastAsia="Songti SC" w:cs="Times New Roman"/>
+          <w:b w:val="0"/>
+          <w:sz w:val="23"/>
+        </w:rPr>
+        <w:t>半径收缩使计算域和实际输出位置随时间变化。采用材料参考坐标可避免反复重建网格，但必须保持干基含水率的质量比定义，不能把纯体积缩小误写成含水率增加。半径插值应保持实测趋势，同时采用题面附录4物性，不能只缩小几何而沿用另一问的参数。为区分两种改变的影响，应安排物性与几何的交叉对照。输出时还需区分材料内部、当时表面和收缩后的域外位置，避免将域外空缺解释为零含水率。</w:t>
+      </w:r>
+    </w:p>
+    <w:p>
+      <w:pPr>
+        <w:keepNext/>
+        <w:pageBreakBefore w:val="0"/>
+        <w:spacing w:before="100" w:after="100" w:line="300" w:lineRule="auto"/>
+        <w:jc w:val="left"/>
+      </w:pPr>
+      <w:r>
+        <w:rPr>
+          <w:rFonts w:ascii="Times New Roman" w:hAnsi="Times New Roman" w:eastAsia="Songti SC" w:cs="Times New Roman"/>
+          <w:b/>
+          <w:sz w:val="24"/>
+        </w:rPr>
+        <w:t>2.6 原始数据与单位处理</w:t>
       </w:r>
     </w:p>
     <w:p>
@@ -301,7 +589,7 @@
           <w:b/>
           <w:sz w:val="24"/>
         </w:rPr>
-        <w:t>1.3 超出观测时段的边界闭合</w:t>
+        <w:t>2.7 超出观测时段的边界闭合</w:t>
       </w:r>
     </w:p>
     <w:p>
@@ -333,7 +621,7 @@
           <w:b w:val="0"/>
           <w:sz w:val="23"/>
         </w:rPr>
-        <w:t>在环境观测时段内，对温度与浓度采用分段线性插值，以相邻观测点定义连续边界。半径数据则采用保持局部形状的分段三次Hermite插值（PCHIP）[1]，详见第7节。4 h之后的基准边界取末1 h算术均值，计算保留原始精度，即49.9989344262 ℃与0.0499875410 kg/kg；与末次观测的轻微跳变由分段积分处理。后文另外检验末值、末2 h均值以及末1 h极端组合，因此长期时长的非唯一性直接反映在情景比较中。</w:t>
+        <w:t>在环境观测时段内，对温度与浓度采用分段线性插值，以相邻观测点定义连续边界。半径数据则采用保持局部形状的分段三次Hermite插值（PCHIP）[1]，详见第8节。4 h之后的基准边界取末1 h算术均值，计算保留原始精度，即49.9989344262 ℃与0.0499875410 kg/kg；与末次观测的轻微跳变由分段积分处理。后文另外检验末值、末2 h均值以及末1 h极端组合，因此长期时长的非唯一性直接反映在情景比较中。</w:t>
       </w:r>
     </w:p>
     <w:p>
@@ -563,7 +851,7 @@
           <w:b/>
           <w:sz w:val="28"/>
         </w:rPr>
-        <w:t>2 模型假设与符号</w:t>
+        <w:t>3 模型假设与符号</w:t>
       </w:r>
     </w:p>
     <w:p>
@@ -579,7 +867,7 @@
           <w:b/>
           <w:sz w:val="24"/>
         </w:rPr>
-        <w:t>2.1 几何、物性与相间传递假设</w:t>
+        <w:t>3.1 几何、物性与相间传递假设</w:t>
       </w:r>
     </w:p>
     <w:p>
@@ -659,7 +947,7 @@
           <w:b/>
           <w:sz w:val="24"/>
         </w:rPr>
-        <w:t>2.2 主要符号</w:t>
+        <w:t>3.2 主要符号</w:t>
       </w:r>
     </w:p>
     <w:p>
@@ -707,7 +995,7 @@
           <w:b/>
           <w:sz w:val="28"/>
         </w:rPr>
-        <w:t>3 统一热质传递模型与数值求解</w:t>
+        <w:t>4 统一热质传递模型与数值求解</w:t>
       </w:r>
     </w:p>
     <w:p>
@@ -723,7 +1011,7 @@
           <w:b/>
           <w:sz w:val="24"/>
         </w:rPr>
-        <w:t>3.1 固定半径下的控制方程</w:t>
+        <w:t>4.1 固定半径下的控制方程</w:t>
       </w:r>
     </w:p>
     <w:p>
@@ -1363,7 +1651,7 @@
           <w:b/>
           <w:sz w:val="24"/>
         </w:rPr>
-        <w:t>3.2 三种物性描述及模型间关系</w:t>
+        <w:t>4.2 三种物性描述及模型间关系</w:t>
       </w:r>
     </w:p>
     <w:p>
@@ -2109,7 +2397,7 @@
           <w:b/>
           <w:sz w:val="24"/>
         </w:rPr>
-        <w:t>3.3 包含中心与表面的有限体积离散</w:t>
+        <w:t>4.3 包含中心与表面的有限体积离散</w:t>
       </w:r>
     </w:p>
     <w:p>
@@ -3235,7 +3523,7 @@
           <w:b w:val="0"/>
           <w:sz w:val="23"/>
         </w:rPr>
-        <w:t>该离散中，R固定为0.02 m时即为问题一至三模型；R随时间变化时，须先完成第7节的材料坐标推导，不能仅凭缩小网格就改变浓度定义。对含水率取权重2V_j，内部通量抵消给出离散平均含水率变化，与表面通量完全一致。数值计算同时积分累计流出量L，用独立的线性恒等式检查整个时间过程：</w:t>
+        <w:t>该离散中，R固定为0.02 m时即为问题一至三模型；R随时间变化时，须先完成第8节的材料坐标推导，不能仅凭缩小网格就改变浓度定义。对含水率取权重2V_j，内部通量抵消给出离散平均含水率变化，与表面通量完全一致。数值计算同时积分累计流出量L，用独立的线性恒等式检查整个时间过程：</w:t>
       </w:r>
     </w:p>
     <w:p>
@@ -3514,7 +3802,7 @@
           <w:b/>
           <w:sz w:val="24"/>
         </w:rPr>
-        <w:t>3.4 隐式积分与解析雅可比矩阵</w:t>
+        <w:t>4.4 隐式积分与解析雅可比矩阵</w:t>
       </w:r>
     </w:p>
     <w:p>
@@ -4102,7 +4390,7 @@
           <w:b/>
           <w:sz w:val="28"/>
         </w:rPr>
-        <w:t>4 问题一：预热阶段的温度与含水率</w:t>
+        <w:t>5 问题一：预热阶段的温度与含水率</w:t>
       </w:r>
     </w:p>
     <w:p>
@@ -7102,7 +7390,7 @@
           <w:b/>
           <w:sz w:val="28"/>
         </w:rPr>
-        <w:t>5 问题二：全过程的非线性热质耦合</w:t>
+        <w:t>6 问题二：全过程的非线性热质耦合</w:t>
       </w:r>
     </w:p>
     <w:p>
@@ -7118,7 +7406,7 @@
           <w:b w:val="0"/>
           <w:sz w:val="23"/>
         </w:rPr>
-        <w:t>问题二使用第3.2节附录3的全部公式，从t=0的均匀初值重新积分。其物性随含水率更新，扩散系数还依赖局部绝对温度；每次求解方程右端及雅可比矩阵时同步更新，避免只按环境温度或截面均值近似局部扩散。表3和表4给出前3 h每0.5 h的结果，并保持与题目要求一致的空间位置。</w:t>
+        <w:t>问题二使用第4.2节附录3的全部公式，从t=0的均匀初值重新积分。其物性随含水率更新，扩散系数还依赖局部绝对温度；每次求解方程右端及雅可比矩阵时同步更新，避免只按环境温度或截面均值近似局部扩散。表3和表4给出前3 h每0.5 h的结果，并保持与题目要求一致的空间位置。</w:t>
       </w:r>
     </w:p>
     <w:p>
@@ -9768,7 +10056,7 @@
           <w:b/>
           <w:sz w:val="28"/>
         </w:rPr>
-        <w:t>6 问题三：全域含水率达标时间</w:t>
+        <w:t>7 问题三：全域含水率达标时间</w:t>
       </w:r>
     </w:p>
     <w:p>
@@ -9784,7 +10072,7 @@
           <w:b/>
           <w:sz w:val="24"/>
         </w:rPr>
-        <w:t>6.1 判据与严格终点</w:t>
+        <w:t>7.1 判据与严格终点</w:t>
       </w:r>
     </w:p>
     <w:p>
@@ -10166,7 +10454,7 @@
           <w:b/>
           <w:sz w:val="24"/>
         </w:rPr>
-        <w:t>6.2 过程分布与最湿点控制</w:t>
+        <w:t>7.2 过程分布与最湿点控制</w:t>
       </w:r>
     </w:p>
     <w:p>
@@ -12257,7 +12545,7 @@
           <w:b/>
           <w:sz w:val="28"/>
         </w:rPr>
-        <w:t>7 问题四：材料收缩与移动边界</w:t>
+        <w:t>8 问题四：材料收缩与移动边界</w:t>
       </w:r>
     </w:p>
     <w:p>
@@ -12273,7 +12561,7 @@
           <w:b/>
           <w:sz w:val="24"/>
         </w:rPr>
-        <w:t>7.1 半径拟合与材料坐标</w:t>
+        <w:t>8.1 半径拟合与材料坐标</w:t>
       </w:r>
     </w:p>
     <w:p>
@@ -12770,7 +13058,7 @@
           <w:b/>
           <w:sz w:val="24"/>
         </w:rPr>
-        <w:t>7.2 干物质质量基准下的方程</w:t>
+        <w:t>8.2 干物质质量基准下的方程</w:t>
       </w:r>
     </w:p>
     <w:p>
@@ -13968,7 +14256,7 @@
           <w:b/>
           <w:sz w:val="24"/>
         </w:rPr>
-        <w:t>7.3 收缩后的结果与物理位置解释</w:t>
+        <w:t>8.3 收缩后的结果与物理位置解释</w:t>
       </w:r>
     </w:p>
     <w:p>
@@ -16368,7 +16656,7 @@
           <w:b/>
           <w:sz w:val="24"/>
         </w:rPr>
-        <w:t>7.4 区分几何收缩和物性改变</w:t>
+        <w:t>8.4 区分几何收缩和物性改变</w:t>
       </w:r>
     </w:p>
     <w:p>
@@ -16488,7 +16776,7 @@
           <w:b/>
           <w:sz w:val="28"/>
         </w:rPr>
-        <w:t>8 数值验证与稳健性分析</w:t>
+        <w:t>9 数值验证与稳健性分析</w:t>
       </w:r>
     </w:p>
     <w:p>
@@ -16504,7 +16792,7 @@
           <w:b/>
           <w:sz w:val="24"/>
         </w:rPr>
-        <w:t>8.1 常系数圆柱的解析对照</w:t>
+        <w:t>9.1 常系数圆柱的解析对照</w:t>
       </w:r>
     </w:p>
     <w:p>
@@ -17458,7 +17746,7 @@
           <w:b/>
           <w:sz w:val="24"/>
         </w:rPr>
-        <w:t>8.2 非线性模型的空间与时间收敛</w:t>
+        <w:t>9.2 非线性模型的空间与时间收敛</w:t>
       </w:r>
     </w:p>
     <w:p>
@@ -18630,7 +18918,7 @@
           <w:b/>
           <w:sz w:val="24"/>
         </w:rPr>
-        <w:t>8.3 平衡、极限情形与范围检查</w:t>
+        <w:t>9.3 平衡、极限情形与范围检查</w:t>
       </w:r>
     </w:p>
     <w:p>
@@ -19414,7 +19702,7 @@
           <w:b/>
           <w:sz w:val="24"/>
         </w:rPr>
-        <w:t>8.4 环境延拓情景</w:t>
+        <w:t>9.4 环境延拓情景</w:t>
       </w:r>
     </w:p>
     <w:p>
@@ -20374,7 +20662,7 @@
           <w:b/>
           <w:sz w:val="24"/>
         </w:rPr>
-        <w:t>8.5 物性与交换参数的单因素扰动</w:t>
+        <w:t>9.5 物性与交换参数的单因素扰动</w:t>
       </w:r>
     </w:p>
     <w:p>
@@ -21281,7 +21569,7 @@
           <w:b/>
           <w:sz w:val="28"/>
         </w:rPr>
-        <w:t>9 模型评价与结论</w:t>
+        <w:t>10 模型评价与结论</w:t>
       </w:r>
     </w:p>
     <w:p>
@@ -21297,7 +21585,7 @@
           <w:b/>
           <w:sz w:val="24"/>
         </w:rPr>
-        <w:t>9.1 可解释性与适用范围</w:t>
+        <w:t>10.1 可解释性与适用范围</w:t>
       </w:r>
     </w:p>
     <w:p>
@@ -21361,7 +21649,7 @@
           <w:b/>
           <w:sz w:val="24"/>
         </w:rPr>
-        <w:t>9.2 可检验的改进方向</w:t>
+        <w:t>10.2 可检验的改进方向</w:t>
       </w:r>
     </w:p>
     <w:p>
@@ -21409,7 +21697,7 @@
           <w:b/>
           <w:sz w:val="24"/>
         </w:rPr>
-        <w:t>9.3 四问结论</w:t>
+        <w:t>10.3 四问结论</w:t>
       </w:r>
     </w:p>
     <w:p>
@@ -21489,7 +21777,7 @@
           <w:b w:val="0"/>
           <w:sz w:val="23"/>
         </w:rPr>
-        <w:t>本文使用OpenAI Codex及数学建模辅助工作流，AI参与模型推导、程序编写、数值分析、图表制作与文稿生成，并开展代理之间的独立检查；这种检查不等于队员人工复核。精确后端模型版本未获得可独立核验的信息。AI使用的具体环节、代表性输入、采用与修正情况见支撑材料“AI工具使用详情.pdf”。当前材料为AI深度参与的完整参考稿，尚未收到队员人工理解、核对和修订完成的确认，提交前应依据当届规定[7]完成相应责任要求，不将本声明解释为队员已独立完成核心研究。</w:t>
+        <w:t>本文使用OpenAI Codex及数学建模辅助工作流，AI参与模型推导、程序编写、数值分析、图表制作与文稿生成，并开展代理之间的独立检查；这种检查不等于队员人工复核。本任务会话记录显示工具来源为Codex Desktop、CLI版本为0.153.4，模型配置标签为gpt-6-astra；该配置标签不构成对服务端实际模型版本的独立验证。AI使用的具体环节、代表性输入、采用与修正情况见支撑材料“AI工具使用详情.pdf”。当前材料为AI深度参与的完整参考稿，尚未收到队员人工理解、核对和修订完成的确认，提交前应依据当届规定[7]完成相应责任要求，不将本声明解释为队员已独立完成核心研究。</w:t>
       </w:r>
     </w:p>
     <w:p>
